--- a/zht/docx/54.content.docx
+++ b/zht/docx/54.content.docx
@@ -163,13 +163,6 @@
         <w:rPr>
           <w:lang w:val="zh_TW" w:bidi="zh_TW"/>
         </w:rPr>
-      </w:r>
-      <w:r>
-        <w:rPr>
-          <w:i/>
-          <w:lang w:val="zh_TW" w:bidi="zh_TW"/>
-        </w:rPr>
-        <w:t>提摩太前書 1:1, 提摩太前書 1:1–2, 提摩太前書 1:2, 提摩太前書 1:3, 提摩太前書 1:3–11, 提摩太前書 1:4, 提摩太前書 1:5, 提摩太前書 1:6, 提摩太前書 1:6–11, 提摩太前書 1:7, 提摩太前書 1:9, 提摩太前書 1:10, 提摩太前書 1:11, 提摩太前書 1:12–17, 提摩太前書 1:15, 提摩太前書 1:18, 提摩太前書 1:18–20, 提摩太前書 1:19, 提摩太前書 1:20, 提摩太前書 2:1, 提摩太前書 2:1–7, 提摩太前書 2:1–15, 提摩太前書 2:1–3:13, 提摩太前書 2:2, 提摩太前書 2:5, 提摩太前書 2:5–6, 提摩太前書 2:8, 提摩太前書 2:9–10, 提摩太前書 2:11–15, 提摩太前書 2:12, 提摩太前書 2:13, 提摩太前書 2:15, 提摩太前書 3:1, 提摩太前書 3:1–13, 提摩太前書 3:2, 提摩太前書 3:4–5, 提摩太前書 3:7, 提摩太前書 3:8, 提摩太前書 3:8–13, 提摩太前書 3:11, 提摩太前書 3:14–4:16, 提摩太前書 3:15, 提摩太前書 3:16, 提摩太前書 4:1, 提摩太前書 4:1–5, 提摩太前書 4:2, 提摩太前書 4:6, 提摩太前書 4:6–16, 提摩太前書 4:8–9, 提摩太前書 4:12, 提摩太前書 4:14, 提摩太前書 5:1–6:2, 提摩太前書 5:3–16, 提摩太前書 5:5, 提摩太前書 5:6, 提摩太前書 5:8, 提摩太前書 5:9, 提摩太前書 5:10, 提摩太前書 5:11–12, 提摩太前書 5:11–15, 提摩太前書 5:13, 提摩太前書 5:14, 提摩太前書 5:15, 提摩太前書 5:16, 提摩太前書 5:17–18, 提摩太前書 5:17–25, 提摩太前書 5:19–21, 提摩太前書 5:20, 提摩太前書 5:21, 提摩太前書 5:22, 提摩太前書 5:23, 提摩太前書 5:24–25, 提摩太前書 6:1, 提摩太前書 6:2–10, 提摩太前書 6:2–21, 提摩太前書 6:4, 提摩太前書 6:5, 提摩太前書 6:6, 提摩太前書 6:11–16, 提摩太前書 6:12, 提摩太前書 6:13, 提摩太前書 6:14, 提摩太前書 6:15–16, 提摩太前書 6:17–18, 提摩太前書 6:17–19, 提摩太前書 6:20, 提摩太前書 6:20–21, 提摩太前書 6:21</w:t>
       </w:r>
       <w:r>
         <w:rPr>

--- a/zht/docx/54.content.docx
+++ b/zht/docx/54.content.docx
@@ -150,19 +150,6 @@
           <w:lang w:val="zh_TW" w:bidi="zh_TW"/>
         </w:rPr>
         <w:t>1TI</w:t>
-      </w:r>
-      <w:r>
-        <w:rPr>
-          <w:lang w:val="zh_TW" w:bidi="zh_TW"/>
-        </w:rPr>
-      </w:r>
-    </w:p>
-    <w:p>
-      <w:pPr/>
-      <w:r>
-        <w:rPr>
-          <w:lang w:val="zh_TW" w:bidi="zh_TW"/>
-        </w:rPr>
       </w:r>
       <w:r>
         <w:rPr>

--- a/zht/docx/54.content.docx
+++ b/zht/docx/54.content.docx
@@ -19,7 +19,7 @@
         <w:rPr>
           <w:lang w:val="zh_TW" w:bidi="zh_TW"/>
         </w:rPr>
-        <w:t>Resource: 研讀筆記 (Tyndale)</w:t>
+        <w:t>Resource: Tyndale Open Study Notes</w:t>
       </w:r>
       <w:r>
         <w:rPr>
@@ -112,7 +112,7 @@
         <w:rPr>
           <w:lang w:val="zh_TW" w:bidi="zh_TW"/>
         </w:rPr>
-        <w:t>研讀筆記 (Tyndale)</w:t>
+        <w:t>Tyndale Open Study Notes</w:t>
       </w:r>
     </w:p>
     <w:p>

--- a/zht/docx/54.content.docx
+++ b/zht/docx/54.content.docx
@@ -19,7 +19,7 @@
         <w:rPr>
           <w:lang w:val="zh_TW" w:bidi="zh_TW"/>
         </w:rPr>
-        <w:t>Resource: Tyndale Open Study Notes</w:t>
+        <w:t>Resource: Aquifer Open Study Notes</w:t>
       </w:r>
       <w:r>
         <w:rPr>
@@ -112,7 +112,7 @@
         <w:rPr>
           <w:lang w:val="zh_TW" w:bidi="zh_TW"/>
         </w:rPr>
-        <w:t>Tyndale Open Study Notes</w:t>
+        <w:t>Aquifer Open Study Notes</w:t>
       </w:r>
     </w:p>
     <w:p>
